--- a/project/Design Project.docx
+++ b/project/Design Project.docx
@@ -132,13 +132,7 @@
           <w:rPr>
             <w:rFonts w:ascii="Cambria Math" w:hAnsi="Cambria Math"/>
           </w:rPr>
-          <m:t xml:space="preserve">Steady State </m:t>
-        </m:r>
-        <m:r>
-          <w:rPr>
-            <w:rFonts w:ascii="Cambria Math" w:hAnsi="Cambria Math"/>
-          </w:rPr>
-          <m:t>Heater Power=UA*(</m:t>
+          <m:t>Steady State Heater Power=UA*(</m:t>
         </m:r>
         <m:sSub>
           <m:sSubPr>
@@ -301,7 +295,30 @@
         <w:t>.csv</w:t>
       </w:r>
       <w:r>
-        <w:t xml:space="preserve"> file via the course portal. This file contains a full year of hourly (8,760 hours) time-series data</w:t>
+        <w:t xml:space="preserve"> file via the </w:t>
+      </w:r>
+      <w:hyperlink r:id="rId5" w:history="1">
+        <w:r>
+          <w:rPr>
+            <w:rStyle w:val="Hyperlink"/>
+          </w:rPr>
+          <w:t>ESE 450 GitHu</w:t>
+        </w:r>
+        <w:r>
+          <w:rPr>
+            <w:rStyle w:val="Hyperlink"/>
+          </w:rPr>
+          <w:t>b</w:t>
+        </w:r>
+        <w:r>
+          <w:rPr>
+            <w:rStyle w:val="Hyperlink"/>
+          </w:rPr>
+          <w:t xml:space="preserve"> page</w:t>
+        </w:r>
+      </w:hyperlink>
+      <w:r>
+        <w:t>. This file contains a full year of hourly (8,760 hours) time-series data</w:t>
       </w:r>
       <w:r>
         <w:t xml:space="preserve"> for 2024</w:t>
@@ -319,13 +336,7 @@
         </w:numPr>
       </w:pPr>
       <w:r>
-        <w:t xml:space="preserve">Hourly </w:t>
-      </w:r>
-      <w:r>
-        <w:t xml:space="preserve">electrical load (kW) </w:t>
-      </w:r>
-      <w:r>
-        <w:t>by category</w:t>
+        <w:t>Hourly electrical load (kW) by category</w:t>
       </w:r>
     </w:p>
     <w:p>
@@ -606,10 +617,7 @@
         <w:t xml:space="preserve">Build a simulation in Python that will demonstrate hour-by-hour operation of your system during the 2024 calendar year. </w:t>
       </w:r>
       <w:r>
-        <w:t>You will write a control law function and a state update function. The control law will determine the power setpoints and generation levels for each controllable device in the system and output the controls as a vector.  The state update function will update the state of any devices and environmental conditions such as house temperature given their previous state and given the control vector.</w:t>
-      </w:r>
-      <w:r>
-        <w:t xml:space="preserve"> Simulation o</w:t>
+        <w:t>You will write a control law function and a state update function. The control law will determine the power setpoints and generation levels for each controllable device in the system and output the controls as a vector.  The state update function will update the state of any devices and environmental conditions such as house temperature given their previous state and given the control vector. Simulation o</w:t>
       </w:r>
       <w:r>
         <w:t>utputs should be time-series of quantities such as:</w:t>
@@ -691,14 +699,7 @@
           <w:b/>
           <w:bCs/>
         </w:rPr>
-        <w:t>D</w:t>
-      </w:r>
-      <w:r>
-        <w:rPr>
-          <w:b/>
-          <w:bCs/>
-        </w:rPr>
-        <w:t>. Economic Analysis</w:t>
+        <w:t>D. Economic Analysis</w:t>
       </w:r>
     </w:p>
     <w:p>
@@ -825,7 +826,7 @@
         <w:rPr>
           <w:noProof/>
         </w:rPr>
-        <w:pict w14:anchorId="524310FD">
+        <w:pict w14:anchorId="24C8BD8E">
           <v:rect id="_x0000_i1025" alt="" style="width:468pt;height:.05pt;mso-width-percent:0;mso-height-percent:0;mso-width-percent:0;mso-height-percent:0" o:hralign="center" o:hrstd="t" o:hr="t"/>
         </w:pict>
       </w:r>
@@ -851,10 +852,22 @@
         <w:t>) by the date specified on the syllabus.</w:t>
       </w:r>
       <w:r>
-        <w:t xml:space="preserve">  Presentations will be approximately </w:t>
+        <w:t xml:space="preserve">  Presentations will be </w:t>
+      </w:r>
+      <w:r>
+        <w:t xml:space="preserve">limited to </w:t>
       </w:r>
       <w:bookmarkEnd w:id="0"/>
       <w:bookmarkEnd w:id="8"/>
+      <w:r>
+        <w:t>20 minutes</w:t>
+      </w:r>
+      <w:r>
+        <w:t xml:space="preserve"> per group</w:t>
+      </w:r>
+      <w:r>
+        <w:t>.</w:t>
+      </w:r>
     </w:p>
     <w:sectPr>
       <w:footnotePr>
@@ -2734,6 +2747,27 @@
     <w:rPr>
       <w:rFonts w:ascii="Consolas" w:hAnsi="Consolas"/>
       <w:sz w:val="22"/>
+    </w:rPr>
+  </w:style>
+  <w:style w:type="character" w:styleId="UnresolvedMention">
+    <w:name w:val="Unresolved Mention"/>
+    <w:basedOn w:val="DefaultParagraphFont"/>
+    <w:uiPriority w:val="99"/>
+    <w:semiHidden/>
+    <w:unhideWhenUsed/>
+    <w:rsid w:val="00B840BF"/>
+    <w:rPr>
+      <w:color w:val="605E5C"/>
+      <w:shd w:val="clear" w:color="auto" w:fill="E1DFDD"/>
+    </w:rPr>
+  </w:style>
+  <w:style w:type="character" w:styleId="FollowedHyperlink">
+    <w:name w:val="FollowedHyperlink"/>
+    <w:basedOn w:val="DefaultParagraphFont"/>
+    <w:rsid w:val="00B840BF"/>
+    <w:rPr>
+      <w:color w:val="96607D" w:themeColor="followedHyperlink"/>
+      <w:u w:val="single"/>
     </w:rPr>
   </w:style>
 </w:styles>
